--- a/materiais/conduzir-sem-induzir/guia.docx
+++ b/materiais/conduzir-sem-induzir/guia.docx
@@ -90,45 +90,65 @@
     </w:p>
     <w:tbl>
       <w:tblPr>
-        <w:tblStyle w:val="Table"/>
-        <w:tblW w:type="pct" w:w="5055"/>
+        <w:tblW w:w="5000" w:type="pct"/>
+        <w:tblBorders>
+          <w:top w:val="single" w:sz="4" w:color="D9D9D9"/>
+          <w:left w:val="single" w:sz="4" w:color="D9D9D9"/>
+          <w:bottom w:val="single" w:sz="4" w:color="D9D9D9"/>
+          <w:right w:val="single" w:sz="4" w:color="D9D9D9"/>
+          <w:insideH w:val="single" w:sz="4" w:color="D9D9D9"/>
+          <w:insideV w:val="single" w:sz="4" w:color="D9D9D9"/>
+        </w:tblBorders>
         <w:tblLayout w:type="fixed"/>
-        <w:tblLook w:firstRow="0" w:lastRow="0" w:firstColumn="0" w:lastColumn="0" w:noHBand="0" w:noVBand="0" w:val="0000"/>
       </w:tblPr>
       <w:tblGrid>
-        <w:gridCol w:w="8007"/>
+        <w:gridCol w:w="2500"/>
+        <w:gridCol w:w="2500"/>
       </w:tblGrid>
       <w:tr>
         <w:tc>
-          <w:tcPr/>
+          <w:tcPr>
+            <w:tcW w:w="2500" w:type="pct"/>
+          </w:tcPr>
           <w:p>
-            <w:pPr>
-              <w:pStyle w:val="Compact"/>
-            </w:pPr>
             <w:r>
-              <w:t xml:space="preserve">Não pergunte | Pergunte</w:t>
+              <w:rPr>
+                <w:b/>
+              </w:rPr>
+              <w:t xml:space="preserve">Não pergunte</w:t>
             </w:r>
+          </w:p>
+        </w:tc>
+        <w:tc>
+          <w:tcPr>
+            <w:tcW w:w="2500" w:type="pct"/>
+          </w:tcPr>
+          <w:p>
             <w:r>
-              <w:t xml:space="preserve"> </w:t>
+              <w:rPr>
+                <w:b/>
+              </w:rPr>
+              <w:t xml:space="preserve">Pergunte</w:t>
             </w:r>
-            <w:r>
-              <w:t xml:space="preserve">============================================+============================================+</w:t>
-            </w:r>
-            <w:r>
-              <w:t xml:space="preserve"> </w:t>
-            </w:r>
+          </w:p>
+        </w:tc>
+      </w:tr>
+      <w:tr>
+        <w:tc>
+          <w:tcPr>
+            <w:tcW w:w="2500" w:type="pct"/>
+          </w:tcPr>
+          <w:p>
             <w:r>
               <w:t xml:space="preserve">“Sentiu formigar, né?”</w:t>
             </w:r>
-            <w:r>
-              <w:t xml:space="preserve"> </w:t>
-            </w:r>
-            <w:r>
-              <w:t xml:space="preserve">|</w:t>
-            </w:r>
-            <w:r>
-              <w:t xml:space="preserve"> </w:t>
-            </w:r>
+          </w:p>
+        </w:tc>
+        <w:tc>
+          <w:tcPr>
+            <w:tcW w:w="2500" w:type="pct"/>
+          </w:tcPr>
+          <w:p>
             <w:r>
               <w:t xml:space="preserve">“O que você percebeu?”</w:t>
             </w:r>
@@ -137,23 +157,20 @@
       </w:tr>
       <w:tr>
         <w:tc>
-          <w:tcPr/>
+          <w:tcPr>
+            <w:tcW w:w="2500" w:type="pct"/>
+          </w:tcPr>
           <w:p>
-            <w:pPr>
-              <w:pStyle w:val="Compact"/>
-            </w:pPr>
             <w:r>
               <w:t xml:space="preserve">“Tá sentindo a energia?”</w:t>
             </w:r>
-            <w:r>
-              <w:t xml:space="preserve"> </w:t>
-            </w:r>
-            <w:r>
-              <w:t xml:space="preserve">|</w:t>
-            </w:r>
-            <w:r>
-              <w:t xml:space="preserve"> </w:t>
-            </w:r>
+          </w:p>
+        </w:tc>
+        <w:tc>
+          <w:tcPr>
+            <w:tcW w:w="2500" w:type="pct"/>
+          </w:tcPr>
+          <w:p>
             <w:r>
               <w:t xml:space="preserve">“Aconteceu alguma coisa? Onde?”</w:t>
             </w:r>
@@ -162,23 +179,20 @@
       </w:tr>
       <w:tr>
         <w:tc>
-          <w:tcPr/>
+          <w:tcPr>
+            <w:tcW w:w="2500" w:type="pct"/>
+          </w:tcPr>
           <w:p>
-            <w:pPr>
-              <w:pStyle w:val="Compact"/>
-            </w:pPr>
             <w:r>
               <w:t xml:space="preserve">“Não sentiu nada mesmo?”</w:t>
             </w:r>
-            <w:r>
-              <w:t xml:space="preserve"> </w:t>
-            </w:r>
-            <w:r>
-              <w:t xml:space="preserve">|</w:t>
-            </w:r>
-            <w:r>
-              <w:t xml:space="preserve"> </w:t>
-            </w:r>
+          </w:p>
+        </w:tc>
+        <w:tc>
+          <w:tcPr>
+            <w:tcW w:w="2500" w:type="pct"/>
+          </w:tcPr>
+          <w:p>
             <w:r>
               <w:t xml:space="preserve">“Como foi?”</w:t>
             </w:r>
@@ -187,23 +201,20 @@
       </w:tr>
       <w:tr>
         <w:tc>
-          <w:tcPr/>
+          <w:tcPr>
+            <w:tcW w:w="2500" w:type="pct"/>
+          </w:tcPr>
           <w:p>
-            <w:pPr>
-              <w:pStyle w:val="Compact"/>
-            </w:pPr>
             <w:r>
               <w:t xml:space="preserve">“Tenta de novo, você consegue”</w:t>
             </w:r>
-            <w:r>
-              <w:t xml:space="preserve"> </w:t>
-            </w:r>
-            <w:r>
-              <w:t xml:space="preserve">|</w:t>
-            </w:r>
-            <w:r>
-              <w:t xml:space="preserve"> </w:t>
-            </w:r>
+          </w:p>
+        </w:tc>
+        <w:tc>
+          <w:tcPr>
+            <w:tcW w:w="2500" w:type="pct"/>
+          </w:tcPr>
+          <w:p>
             <w:r>
               <w:t xml:space="preserve">“Quer anotar assim mesmo e tentar amanhã?”</w:t>
             </w:r>
@@ -212,36 +223,28 @@
       </w:tr>
       <w:tr>
         <w:tc>
-          <w:tcPr/>
+          <w:tcPr>
+            <w:tcW w:w="2500" w:type="pct"/>
+          </w:tcPr>
           <w:p>
-            <w:pPr>
-              <w:pStyle w:val="Compact"/>
-            </w:pPr>
             <w:r>
               <w:t xml:space="preserve">“Isso aí é o EV!”</w:t>
             </w:r>
+          </w:p>
+        </w:tc>
+        <w:tc>
+          <w:tcPr>
+            <w:tcW w:w="2500" w:type="pct"/>
+          </w:tcPr>
+          <w:p>
             <w:r>
-              <w:t xml:space="preserve"> </w:t>
-            </w:r>
-            <w:r>
-              <w:t xml:space="preserve">|</w:t>
-            </w:r>
-            <w:r>
-              <w:t xml:space="preserve"> </w:t>
-            </w:r>
-            <w:r>
-              <w:t xml:space="preserve">“Como você descreveria isso com as suas</w:t>
-            </w:r>
-            <w:r>
-              <w:t xml:space="preserve"> </w:t>
-            </w:r>
-            <w:r>
-              <w:t xml:space="preserve">| palavras?”</w:t>
+              <w:t xml:space="preserve">“Como você descreveria isso com as suas palavras?”</w:t>
             </w:r>
           </w:p>
         </w:tc>
       </w:tr>
     </w:tbl>
+    <w:p/>
     <w:bookmarkEnd w:id="9"/>
     <w:bookmarkStart w:id="10" w:name="por-que-isso-estraga-o-resultado"/>
     <w:p>
